--- a/custom_templates/procesni_podani_template.docx
+++ b/custom_templates/procesni_podani_template.docx
@@ -643,10 +643,14 @@
         <w:t xml:space="preserve">{{/if}}</w:t>
       </w:r>
     </w:p>
-    <w:p/>
     <w:p>
       <w:r>
         <w:t xml:space="preserve">{{#if ma_dukazy}}</w:t>
+      </w:r>
+    </w:p>
+    <w:p>
+      <w:r>
+        <w:br w:type="page"/>
       </w:r>
     </w:p>
     <w:p>
@@ -8059,6 +8063,18 @@
       <w:i/>
     </w:rPr>
   </w:style>
+  <w:style w:type="paragraph" w:styleId="Dkazyodrazky">
+    <w:name w:val="Důkazy odrážky"/>
+    <w:basedOn w:val="Dkazy"/>
+    <w:semiHidden/>
+    <w:unhideWhenUsed/>
+    <w:pPr>
+      <w:numPr>
+        <w:numId w:val="6"/>
+      </w:numPr>
+      <w:ind w:left="1418" w:hanging="567"/>
+    </w:pPr>
+  </w:style>
 </w:styles>
 </file>
 

--- a/custom_templates/procesni_podani_template.docx
+++ b/custom_templates/procesni_podani_template.docx
@@ -43,7 +43,6 @@
               <w:t>{{soud}}</w:t>
             </w:r>
           </w:p>
-          <w:p/>
           <w:p>
             <w:pPr>
               <w:jc w:val="left"/>
@@ -57,13 +56,6 @@
               </w:rPr>
               <w:t>{{prostrednictvim}}</w:t>
             </w:r>
-          </w:p>
-          <w:p>
-            <w:pPr>
-              <w:rPr>
-                <w:u w:val="single"/>
-              </w:rPr>
-            </w:pPr>
           </w:p>
           <w:tbl>
             <w:tblPr>
@@ -138,7 +130,6 @@
       </w:tr>
     </w:tbl>
     <w:p/>
-    <w:p/>
     <w:p>
       <w:pPr>
         <w:rPr>
@@ -151,13 +142,6 @@
         </w:rPr>
         <w:t>{{spisova_znacka}}</w:t>
       </w:r>
-    </w:p>
-    <w:p>
-      <w:pPr>
-        <w:rPr>
-          <w:b/>
-        </w:rPr>
-      </w:pPr>
     </w:p>
     <w:p>
       <w:pPr>
@@ -8056,8 +8040,8 @@
     <w:semiHidden/>
     <w:unhideWhenUsed/>
     <w:pPr>
-      <w:spacing w:before="120" w:after="120"/>
-      <w:ind w:left="851" w:right="851"/>
+      <w:spacing w:before="240" w:after="240"/>
+      <w:ind w:left="1134" w:right="1134"/>
     </w:pPr>
     <w:rPr>
       <w:i/>

--- a/custom_templates/procesni_podani_template.docx
+++ b/custom_templates/procesni_podani_template.docx
@@ -8034,19 +8034,6 @@
       <w:spacing w:after="120"/>
     </w:pPr>
   </w:style>
-  <w:style w:type="paragraph" w:styleId="Quote">
-    <w:name w:val="Quote"/>
-    <w:basedOn w:val="Normal"/>
-    <w:semiHidden/>
-    <w:unhideWhenUsed/>
-    <w:pPr>
-      <w:spacing w:before="240" w:after="240"/>
-      <w:ind w:left="1134" w:right="1134"/>
-    </w:pPr>
-    <w:rPr>
-      <w:i/>
-    </w:rPr>
-  </w:style>
   <w:style w:type="paragraph" w:styleId="Dkazyodrazky">
     <w:name w:val="Důkazy odrážky"/>
     <w:basedOn w:val="Dkazy"/>

--- a/custom_templates/procesni_podani_template.docx
+++ b/custom_templates/procesni_podani_template.docx
@@ -471,110 +471,6 @@
         </w:tc>
       </w:tr>
     </w:tbl>
-    <w:p>
-      <w:pPr>
-        <w:autoSpaceDE w:val="0"/>
-        <w:autoSpaceDN w:val="0"/>
-        <w:adjustRightInd w:val="0"/>
-        <w:jc w:val="left"/>
-      </w:pPr>
-    </w:p>
-    <w:p>
-      <w:pPr>
-        <w:autoSpaceDE w:val="0"/>
-        <w:autoSpaceDN w:val="0"/>
-        <w:adjustRightInd w:val="0"/>
-        <w:jc w:val="left"/>
-      </w:pPr>
-    </w:p>
-    <w:p/>
-    <w:p>
-      <w:pPr>
-        <w:autoSpaceDE w:val="0"/>
-        <w:autoSpaceDN w:val="0"/>
-        <w:adjustRightInd w:val="0"/>
-        <w:jc w:val="left"/>
-      </w:pPr>
-    </w:p>
-    <w:p>
-      <w:pPr>
-        <w:autoSpaceDE w:val="0"/>
-        <w:autoSpaceDN w:val="0"/>
-        <w:adjustRightInd w:val="0"/>
-        <w:jc w:val="left"/>
-      </w:pPr>
-    </w:p>
-    <w:p>
-      <w:pPr>
-        <w:autoSpaceDE w:val="0"/>
-        <w:autoSpaceDN w:val="0"/>
-        <w:adjustRightInd w:val="0"/>
-        <w:jc w:val="left"/>
-      </w:pPr>
-    </w:p>
-    <w:p>
-      <w:pPr>
-        <w:autoSpaceDE w:val="0"/>
-        <w:autoSpaceDN w:val="0"/>
-        <w:adjustRightInd w:val="0"/>
-        <w:jc w:val="left"/>
-      </w:pPr>
-      <w:r>
-        <w:tab/>
-      </w:r>
-      <w:r>
-        <w:tab/>
-      </w:r>
-      <w:r>
-        <w:tab/>
-      </w:r>
-      <w:r>
-        <w:tab/>
-      </w:r>
-      <w:r>
-        <w:tab/>
-      </w:r>
-    </w:p>
-    <w:p>
-      <w:pPr>
-        <w:autoSpaceDE w:val="0"/>
-        <w:autoSpaceDN w:val="0"/>
-        <w:adjustRightInd w:val="0"/>
-        <w:jc w:val="left"/>
-      </w:pPr>
-    </w:p>
-    <w:p>
-      <w:pPr>
-        <w:autoSpaceDE w:val="0"/>
-        <w:autoSpaceDN w:val="0"/>
-        <w:adjustRightInd w:val="0"/>
-        <w:jc w:val="left"/>
-      </w:pPr>
-    </w:p>
-    <w:p>
-      <w:pPr>
-        <w:autoSpaceDE w:val="0"/>
-        <w:autoSpaceDN w:val="0"/>
-        <w:adjustRightInd w:val="0"/>
-        <w:jc w:val="left"/>
-      </w:pPr>
-    </w:p>
-    <w:p>
-      <w:pPr>
-        <w:autoSpaceDE w:val="0"/>
-        <w:autoSpaceDN w:val="0"/>
-        <w:adjustRightInd w:val="0"/>
-        <w:jc w:val="left"/>
-      </w:pPr>
-    </w:p>
-    <w:p>
-      <w:pPr>
-        <w:autoSpaceDE w:val="0"/>
-        <w:autoSpaceDN w:val="0"/>
-        <w:adjustRightInd w:val="0"/>
-        <w:jc w:val="left"/>
-      </w:pPr>
-    </w:p>
     <w:p>
       <w:pPr>
         <w:autoSpaceDE w:val="0"/>

--- a/custom_templates/procesni_podani_template.docx
+++ b/custom_templates/procesni_podani_template.docx
@@ -3310,7 +3310,7 @@
       <w:lvlText w:val="%2."/>
       <w:lvlJc w:val="left"/>
       <w:pPr>
-        <w:ind w:left="1440" w:hanging="360"/>
+        <w:ind w:left="851" w:hanging="426"/>
       </w:pPr>
       <w:rPr>
         <w:rFonts w:hint="default"/>
